--- a/docs/大作业说明模版.docx
+++ b/docs/大作业说明模版.docx
@@ -141,14 +141,34 @@
         </w:rPr>
         <w:t>：</w:t>
       </w:r>
-      <w:r>
-        <w:rPr>
-          <w:rFonts w:eastAsia="宋体" w:hint="eastAsia"/>
+      <w:proofErr w:type="spellStart"/>
+      <w:r>
+        <w:rPr>
+          <w:rFonts w:eastAsia="宋体"/>
           <w:sz w:val="28"/>
           <w:szCs w:val="36"/>
           <w:lang w:eastAsia="zh-CN"/>
         </w:rPr>
-        <w:t>____________________________</w:t>
+        <w:t>LearnPass</w:t>
+      </w:r>
+      <w:proofErr w:type="spellEnd"/>
+      <w:r>
+        <w:rPr>
+          <w:rFonts w:eastAsia="宋体"/>
+          <w:sz w:val="28"/>
+          <w:szCs w:val="36"/>
+          <w:lang w:eastAsia="zh-CN"/>
+        </w:rPr>
+        <w:t xml:space="preserve"> </w:t>
+      </w:r>
+      <w:r>
+        <w:rPr>
+          <w:rFonts w:eastAsia="宋体"/>
+          <w:sz w:val="28"/>
+          <w:szCs w:val="36"/>
+          <w:lang w:eastAsia="zh-CN"/>
+        </w:rPr>
+        <w:t>学习通助手</w:t>
       </w:r>
     </w:p>
     <w:p>
@@ -300,13 +320,14 @@
           <w:szCs w:val="36"/>
           <w:lang w:eastAsia="zh-CN"/>
         </w:rPr>
-        <w:t>____________________________</w:t>
+        <w:t>李昌林</w:t>
       </w:r>
     </w:p>
     <w:p>
       <w:pPr>
         <w:ind w:firstLineChars="504" w:firstLine="1417"/>
         <w:rPr>
+          <w:rFonts w:hint="eastAsia"/>
           <w:sz w:val="28"/>
           <w:szCs w:val="36"/>
           <w:lang w:eastAsia="zh-CN"/>
@@ -363,7 +384,7 @@
           <w:szCs w:val="36"/>
           <w:lang w:eastAsia="zh-CN"/>
         </w:rPr>
-        <w:t>____________________________</w:t>
+        <w:t>2408090602032</w:t>
       </w:r>
     </w:p>
     <w:p>
@@ -432,7 +453,7 @@
           <w:szCs w:val="36"/>
           <w:lang w:eastAsia="zh-CN"/>
         </w:rPr>
-        <w:t>______</w:t>
+        <w:t>2026</w:t>
       </w:r>
       <w:r>
         <w:rPr>
@@ -450,7 +471,7 @@
           <w:szCs w:val="36"/>
           <w:lang w:eastAsia="zh-CN"/>
         </w:rPr>
-        <w:t>_____</w:t>
+        <w:t>6</w:t>
       </w:r>
       <w:r>
         <w:rPr>
@@ -468,7 +489,7 @@
           <w:szCs w:val="36"/>
           <w:lang w:eastAsia="zh-CN"/>
         </w:rPr>
-        <w:t>_____</w:t>
+        <w:t>26</w:t>
       </w:r>
       <w:r>
         <w:rPr>
@@ -654,37 +675,7 @@
     <w:p>
       <w:pPr>
         <w:rPr>
-          <w:lang w:eastAsia="zh-CN"/>
-        </w:rPr>
-      </w:pPr>
-      <w:r>
-        <w:rPr>
-          <w:rFonts w:eastAsia="宋体" w:hint="eastAsia"/>
-          <w:lang w:eastAsia="zh-CN"/>
-        </w:rPr>
-        <w:t>说明撰写本说明书的目的，以及本说明书的预期读者。</w:t>
-      </w:r>
-    </w:p>
-    <w:p>
-      <w:pPr>
-        <w:rPr>
-          <w:lang w:eastAsia="zh-CN"/>
-        </w:rPr>
-      </w:pPr>
-      <w:r>
-        <w:rPr>
-          <w:rFonts w:eastAsia="宋体" w:hint="eastAsia"/>
-          <w:i/>
-          <w:iCs/>
-          <w:lang w:eastAsia="zh-CN"/>
-        </w:rPr>
-        <w:t>示例：本说明书旨在全面总结“校园跑腿小助手”项目的软件工程实践过程，系统梳理从可行性分析到测试各阶段的工作成果，作为期末大作业的总结性文档。读者包括课程指导教师及评审教师。</w:t>
-      </w:r>
-    </w:p>
-    <w:p>
-      <w:pPr>
-        <w:pStyle w:val="4"/>
-        <w:rPr>
+          <w:rFonts w:eastAsia="宋体"/>
           <w:lang w:eastAsia="zh-CN"/>
         </w:rPr>
       </w:pPr>
@@ -692,8 +683,181 @@
       <w:bookmarkEnd w:id="4"/>
       <w:r>
         <w:rPr>
+          <w:rFonts w:eastAsia="宋体" w:hint="eastAsia"/>
+          <w:lang w:eastAsia="zh-CN"/>
+        </w:rPr>
+        <w:t>本文档是”</w:t>
+      </w:r>
+      <w:proofErr w:type="spellStart"/>
+      <w:r>
+        <w:rPr>
+          <w:rFonts w:eastAsia="宋体"/>
+          <w:lang w:eastAsia="zh-CN"/>
+        </w:rPr>
+        <w:t>LearnPass</w:t>
+      </w:r>
+      <w:proofErr w:type="spellEnd"/>
+      <w:r>
+        <w:rPr>
+          <w:rFonts w:eastAsia="宋体"/>
+          <w:lang w:eastAsia="zh-CN"/>
+        </w:rPr>
+        <w:t xml:space="preserve"> </w:t>
+      </w:r>
+      <w:r>
+        <w:rPr>
+          <w:rFonts w:eastAsia="宋体" w:hint="eastAsia"/>
+          <w:lang w:eastAsia="zh-CN"/>
+        </w:rPr>
+        <w:t>学习通助手”项目的期末大作业说明书，旨在对项目的整体概况、软件工程各阶段工作内容、项目总结与反思以及</w:t>
+      </w:r>
+      <w:r>
+        <w:rPr>
+          <w:rFonts w:eastAsia="宋体"/>
+          <w:lang w:eastAsia="zh-CN"/>
+        </w:rPr>
+        <w:t>AI</w:t>
+      </w:r>
+      <w:r>
+        <w:rPr>
+          <w:rFonts w:eastAsia="宋体" w:hint="eastAsia"/>
+          <w:lang w:eastAsia="zh-CN"/>
+        </w:rPr>
+        <w:t>工具使用情况进行全面、系统的总结与汇报。</w:t>
+      </w:r>
+    </w:p>
+    <w:p>
+      <w:pPr>
+        <w:rPr>
+          <w:rFonts w:eastAsia="宋体"/>
+          <w:lang w:eastAsia="zh-CN"/>
+        </w:rPr>
+      </w:pPr>
+      <w:r>
+        <w:rPr>
+          <w:rFonts w:eastAsia="宋体" w:hint="eastAsia"/>
+          <w:lang w:eastAsia="zh-CN"/>
+        </w:rPr>
+        <w:t>本文档的主要读者包括：</w:t>
+      </w:r>
+    </w:p>
+    <w:p>
+      <w:pPr>
+        <w:rPr>
+          <w:rFonts w:eastAsia="宋体"/>
+          <w:lang w:eastAsia="zh-CN"/>
+        </w:rPr>
+      </w:pPr>
+      <w:r>
+        <w:rPr>
+          <w:rFonts w:eastAsia="宋体" w:hint="eastAsia"/>
+          <w:lang w:eastAsia="zh-CN"/>
+        </w:rPr>
+        <w:t>•</w:t>
+      </w:r>
+      <w:r>
+        <w:rPr>
+          <w:rFonts w:eastAsia="宋体"/>
+          <w:lang w:eastAsia="zh-CN"/>
+        </w:rPr>
+        <w:tab/>
+      </w:r>
+      <w:r>
+        <w:rPr>
+          <w:rFonts w:eastAsia="宋体" w:hint="eastAsia"/>
+          <w:lang w:eastAsia="zh-CN"/>
+        </w:rPr>
+        <w:t>指导教师：作为项目评审、答辩评分和进度检查的参考文档；</w:t>
+      </w:r>
+    </w:p>
+    <w:p>
+      <w:pPr>
+        <w:rPr>
+          <w:rFonts w:eastAsia="宋体"/>
+          <w:lang w:eastAsia="zh-CN"/>
+        </w:rPr>
+      </w:pPr>
+      <w:r>
+        <w:rPr>
+          <w:rFonts w:eastAsia="宋体" w:hint="eastAsia"/>
+          <w:lang w:eastAsia="zh-CN"/>
+        </w:rPr>
+        <w:t>•</w:t>
+      </w:r>
+      <w:r>
+        <w:rPr>
+          <w:rFonts w:eastAsia="宋体"/>
+          <w:lang w:eastAsia="zh-CN"/>
+        </w:rPr>
+        <w:tab/>
+      </w:r>
+      <w:r>
+        <w:rPr>
+          <w:rFonts w:eastAsia="宋体" w:hint="eastAsia"/>
+          <w:lang w:eastAsia="zh-CN"/>
+        </w:rPr>
+        <w:t>项目评审人员：了解项目整体完成情况、技术方案和各阶段工作成果；</w:t>
+      </w:r>
+    </w:p>
+    <w:p>
+      <w:pPr>
+        <w:rPr>
+          <w:rFonts w:eastAsia="宋体"/>
+          <w:lang w:eastAsia="zh-CN"/>
+        </w:rPr>
+      </w:pPr>
+      <w:r>
+        <w:rPr>
+          <w:rFonts w:eastAsia="宋体" w:hint="eastAsia"/>
+          <w:lang w:eastAsia="zh-CN"/>
+        </w:rPr>
+        <w:t>•</w:t>
+      </w:r>
+      <w:r>
+        <w:rPr>
+          <w:rFonts w:eastAsia="宋体"/>
+          <w:lang w:eastAsia="zh-CN"/>
+        </w:rPr>
+        <w:tab/>
+      </w:r>
+      <w:r>
+        <w:rPr>
+          <w:rFonts w:eastAsia="宋体" w:hint="eastAsia"/>
+          <w:lang w:eastAsia="zh-CN"/>
+        </w:rPr>
+        <w:t>课程教学团队：评估教学效果和学生能力达成情况。</w:t>
+      </w:r>
+    </w:p>
+    <w:p>
+      <w:pPr>
+        <w:rPr>
+          <w:lang w:eastAsia="zh-CN"/>
+        </w:rPr>
+      </w:pPr>
+      <w:r>
+        <w:rPr>
+          <w:rFonts w:eastAsia="宋体" w:hint="eastAsia"/>
+          <w:lang w:eastAsia="zh-CN"/>
+        </w:rPr>
+        <w:t>本文档从项目概述出发，按照软件工程的生命周期阶段逐一汇报各阶段的工作内容、主要成果和</w:t>
+      </w:r>
+      <w:r>
+        <w:rPr>
+          <w:rFonts w:eastAsia="宋体"/>
+          <w:lang w:eastAsia="zh-CN"/>
+        </w:rPr>
+        <w:t>AI</w:t>
+      </w:r>
+      <w:r>
+        <w:rPr>
+          <w:rFonts w:eastAsia="宋体" w:hint="eastAsia"/>
+          <w:lang w:eastAsia="zh-CN"/>
+        </w:rPr>
+        <w:t>工具的使用情况，最后对项目进行总结与反思。</w:t>
+      </w:r>
+      <w:r>
+        <w:rPr>
           <w:rFonts w:eastAsia="黑体"/>
-          <w:i w:val="0"/>
           <w:lang w:eastAsia="zh-CN"/>
         </w:rPr>
         <w:t xml:space="preserve">1.2 </w:t>
@@ -701,7 +865,6 @@
       <w:r>
         <w:rPr>
           <w:rFonts w:eastAsia="黑体" w:hint="eastAsia"/>
-          <w:i w:val="0"/>
           <w:lang w:eastAsia="zh-CN"/>
         </w:rPr>
         <w:t>项目背景</w:t>
@@ -6834,7 +6997,6 @@
   <w:style w:type="character" w:default="1" w:styleId="a1">
     <w:name w:val="Default Paragraph Font"/>
     <w:uiPriority w:val="1"/>
-    <w:semiHidden/>
     <w:unhideWhenUsed/>
   </w:style>
   <w:style w:type="table" w:default="1" w:styleId="a2">
